--- a/handouts/Write Your Recipe Handout.docx
+++ b/handouts/Write Your Recipe Handout.docx
@@ -1240,7 +1240,26 @@
           <w:sz w:val="18"/>
           <w:szCs w:val="18"/>
         </w:rPr>
-        <w:t>Use a sanitized or made-up example. Please do not use student records, health information, passwords, or confidential research data. Save your recipe: you will turn it into a reusable assistant in the next block.</w:t>
+        <w:t xml:space="preserve">Check what data you can share with the tool you are using. WashU lists which tools are approved for FERPA data and for PHI at </w:t>
+      </w:r>
+      <w:hyperlink r:id="rId7" w:history="1">
+        <w:r>
+          <w:rPr>
+            <w:sz w:val="18"/>
+            <w:szCs w:val="18"/>
+            <w:color w:val="0563C1"/>
+            <w:u w:val="single"/>
+          </w:rPr>
+          <w:t xml:space="preserve">ai.washu.edu/tools</w:t>
+        </w:r>
+      </w:hyperlink>
+      <w:r>
+        <w:rPr>
+          <w:color w:val="333333"/>
+          <w:sz w:val="18"/>
+          <w:szCs w:val="18"/>
+        </w:rPr>
+        <w:t xml:space="preserve">. Not sure? Use a sanitized or made-up example. Never put passwords in an AI tool. Save your recipe: you will turn it into a reusable assistant in the next block.</w:t>
       </w:r>
     </w:p>
     <w:sectPr>

--- a/handouts/Write Your Recipe Handout.docx
+++ b/handouts/Write Your Recipe Handout.docx
@@ -66,7 +66,7 @@
           <w:sz w:val="21"/>
           <w:szCs w:val="21"/>
         </w:rPr>
-        <w:t>Turn the task from your worksheet into instructions an AI tool can follow. Type or write your recipe below. When you are done, select everything under Your Recipe and paste it into Claude, Gemini or Copilot Chat.</w:t>
+        <w:t>Turn the task from your worksheet into instructions an AI tool can follow. Type or write your recipe below. When you are done, select everything under Your Recipe and paste it into Claude or Gemini.</w:t>
       </w:r>
     </w:p>
     <w:tbl>
